--- a/public/assets/documents/CV_Rodolfo_Garcia.docx
+++ b/public/assets/documents/CV_Rodolfo_Garcia.docx
@@ -31,39 +31,7 @@
           <w:color w:val="555555"/>
           <w:sz w:val="24"/>
         </w:rPr>
-        <w:t xml:space="preserve">Full </w:t>
-      </w:r>
-      <w:proofErr w:type="spellStart"/>
-      <w:r>
-        <w:rPr>
-          <w:color w:val="555555"/>
-          <w:sz w:val="24"/>
-        </w:rPr>
-        <w:t>Stack</w:t>
-      </w:r>
-      <w:proofErr w:type="spellEnd"/>
-      <w:r>
-        <w:rPr>
-          <w:color w:val="555555"/>
-          <w:sz w:val="24"/>
-        </w:rPr>
-        <w:t xml:space="preserve"> </w:t>
-      </w:r>
-      <w:proofErr w:type="spellStart"/>
-      <w:r>
-        <w:rPr>
-          <w:color w:val="555555"/>
-          <w:sz w:val="24"/>
-        </w:rPr>
-        <w:t>Developer</w:t>
-      </w:r>
-      <w:proofErr w:type="spellEnd"/>
-      <w:r>
-        <w:rPr>
-          <w:color w:val="555555"/>
-          <w:sz w:val="24"/>
-        </w:rPr>
-        <w:t xml:space="preserve"> | Infraestructura TI</w:t>
+        <w:t>Full Stack Developer | Infraestructura TI</w:t>
       </w:r>
       <w:r>
         <w:t xml:space="preserve"> </w:t>
@@ -75,7 +43,6 @@
         <w:ind w:left="0" w:right="5" w:firstLine="0"/>
         <w:jc w:val="center"/>
       </w:pPr>
-      <w:proofErr w:type="gramStart"/>
       <w:r>
         <w:rPr>
           <w:color w:val="1F4E79"/>
@@ -88,14 +55,7 @@
         <w:rPr>
           <w:sz w:val="20"/>
         </w:rPr>
-        <w:t xml:space="preserve">  |</w:t>
-      </w:r>
-      <w:proofErr w:type="gramEnd"/>
-      <w:r>
-        <w:rPr>
-          <w:sz w:val="20"/>
-        </w:rPr>
-        <w:t xml:space="preserve">  +34 640 999 269  |  Granollers, Barcelona 08401, España</w:t>
+        <w:t xml:space="preserve">  |  +34 640 999 269  |  Granollers, Barcelona 08401, España</w:t>
       </w:r>
       <w:r>
         <w:t xml:space="preserve"> </w:t>
@@ -114,16 +74,7 @@
             <w:sz w:val="20"/>
             <w:u w:val="single" w:color="1F4E79"/>
           </w:rPr>
-          <w:t>LinkedIn: linkedin.com/in/</w:t>
-        </w:r>
-        <w:proofErr w:type="spellStart"/>
-        <w:r>
-          <w:rPr>
-            <w:color w:val="1F4E79"/>
-            <w:sz w:val="20"/>
-            <w:u w:val="single" w:color="1F4E79"/>
-          </w:rPr>
-          <w:t>rodolfo</w:t>
+          <w:t>LinkedIn: linkedin.com/in/rodolfo</w:t>
         </w:r>
       </w:hyperlink>
       <w:hyperlink r:id="rId6">
@@ -165,7 +116,6 @@
           </w:rPr>
           <w:t>dev</w:t>
         </w:r>
-        <w:proofErr w:type="spellEnd"/>
       </w:hyperlink>
       <w:hyperlink r:id="rId10">
         <w:r>
@@ -384,39 +334,13 @@
         <w:jc w:val="both"/>
       </w:pPr>
       <w:r>
-        <w:t xml:space="preserve">Ingeniero en Ciencias Informáticas con más de 7 años de experiencia en desarrollo web full </w:t>
-      </w:r>
-      <w:proofErr w:type="spellStart"/>
-      <w:r>
-        <w:t>stack</w:t>
-      </w:r>
-      <w:proofErr w:type="spellEnd"/>
-      <w:r>
-        <w:t xml:space="preserve"> y gestión de infraestructura TI. Perfil versátil con dominio de </w:t>
-      </w:r>
-      <w:proofErr w:type="spellStart"/>
-      <w:r>
-        <w:t>backend</w:t>
-      </w:r>
-      <w:proofErr w:type="spellEnd"/>
-      <w:r>
-        <w:t xml:space="preserve"> y </w:t>
-      </w:r>
-      <w:proofErr w:type="spellStart"/>
-      <w:r>
-        <w:t>frontend</w:t>
-      </w:r>
-      <w:proofErr w:type="spellEnd"/>
-      <w:r>
-        <w:t xml:space="preserve">, administración de redes, seguridad informática y soporte avanzado. Experiencia destacada como consultor tecnológico para la FAO (ONU) liderando plataformas nacionales de monitoreo ambiental y cambio climático, con integración de módulos de inteligencia artificial. Combina solidez técnica con capacidad de entregar soluciones </w:t>
-      </w:r>
-      <w:proofErr w:type="spellStart"/>
-      <w:r>
-        <w:t>end-to-end</w:t>
-      </w:r>
-      <w:proofErr w:type="spellEnd"/>
-      <w:r>
-        <w:t xml:space="preserve"> en entornos empresariales e institucionales. </w:t>
+        <w:t xml:space="preserve">Ingeniero en Ciencias Informáticas con más de </w:t>
+      </w:r>
+      <w:r>
+        <w:t>8</w:t>
+      </w:r>
+      <w:r>
+        <w:t xml:space="preserve"> años de experiencia en desarrollo web full stack y gestión de infraestructura TI. Perfil versátil con dominio de backend y frontend, administración de redes, seguridad informática y soporte avanzado. Experiencia destacada como consultor tecnológico para la FAO (ONU) liderando plataformas nacionales de monitoreo ambiental y cambio climático, con integración de módulos de inteligencia artificial. Combina solidez técnica con capacidad de entregar soluciones end-to-end en entornos empresariales e institucionales. </w:t>
       </w:r>
     </w:p>
     <w:p>
@@ -546,55 +470,22 @@
           <w:tab w:val="center" w:pos="8361"/>
         </w:tabs>
         <w:ind w:left="-15" w:firstLine="0"/>
-        <w:rPr>
-          <w:lang w:val="en-US"/>
-        </w:rPr>
-      </w:pPr>
-      <w:proofErr w:type="spellStart"/>
-      <w:r>
-        <w:rPr>
-          <w:lang w:val="en-US"/>
-        </w:rPr>
-        <w:t>Desarrollador</w:t>
-      </w:r>
-      <w:proofErr w:type="spellEnd"/>
-      <w:r>
-        <w:rPr>
-          <w:lang w:val="en-US"/>
-        </w:rPr>
-        <w:t xml:space="preserve"> Web Full </w:t>
-      </w:r>
-      <w:proofErr w:type="gramStart"/>
-      <w:r>
-        <w:rPr>
-          <w:lang w:val="en-US"/>
-        </w:rPr>
-        <w:t>Stack</w:t>
+      </w:pPr>
+      <w:r>
+        <w:t>Desarrollador Web Full Stack</w:t>
       </w:r>
       <w:r>
         <w:rPr>
           <w:b w:val="0"/>
           <w:color w:val="999999"/>
           <w:sz w:val="22"/>
-          <w:lang w:val="en-US"/>
-        </w:rPr>
-        <w:t xml:space="preserve">  ·</w:t>
-      </w:r>
-      <w:proofErr w:type="gramEnd"/>
-      <w:r>
-        <w:rPr>
-          <w:b w:val="0"/>
-          <w:color w:val="999999"/>
-          <w:sz w:val="22"/>
-          <w:lang w:val="en-US"/>
-        </w:rPr>
-        <w:t xml:space="preserve">  </w:t>
+        </w:rPr>
+        <w:t xml:space="preserve"> · </w:t>
       </w:r>
       <w:r>
         <w:rPr>
           <w:color w:val="1F3A5F"/>
           <w:sz w:val="22"/>
-          <w:lang w:val="en-US"/>
         </w:rPr>
         <w:t>Code43w</w:t>
       </w:r>
@@ -602,7 +493,6 @@
         <w:rPr>
           <w:b w:val="0"/>
           <w:sz w:val="22"/>
-          <w:lang w:val="en-US"/>
         </w:rPr>
         <w:t xml:space="preserve"> </w:t>
       </w:r>
@@ -610,7 +500,6 @@
         <w:rPr>
           <w:b w:val="0"/>
           <w:sz w:val="22"/>
-          <w:lang w:val="en-US"/>
         </w:rPr>
         <w:tab/>
       </w:r>
@@ -618,25 +507,34 @@
         <w:rPr>
           <w:color w:val="1F3A5F"/>
           <w:sz w:val="20"/>
-          <w:lang w:val="en-US"/>
-        </w:rPr>
-        <w:t xml:space="preserve">2021 – </w:t>
-      </w:r>
-      <w:proofErr w:type="spellStart"/>
+        </w:rPr>
+        <w:t>marzo</w:t>
+      </w:r>
+      <w:r>
+        <w:rPr>
+          <w:b w:val="0"/>
+          <w:sz w:val="22"/>
+        </w:rPr>
+        <w:t xml:space="preserve"> </w:t>
+      </w:r>
       <w:r>
         <w:rPr>
           <w:color w:val="1F3A5F"/>
           <w:sz w:val="20"/>
-          <w:lang w:val="en-US"/>
-        </w:rPr>
-        <w:t>Presente</w:t>
-      </w:r>
-      <w:proofErr w:type="spellEnd"/>
+        </w:rPr>
+        <w:t xml:space="preserve">2021 – </w:t>
+      </w:r>
+      <w:r>
+        <w:rPr>
+          <w:color w:val="1F3A5F"/>
+          <w:sz w:val="20"/>
+        </w:rPr>
+        <w:t>enero 2026</w:t>
+      </w:r>
       <w:r>
         <w:rPr>
           <w:b w:val="0"/>
           <w:sz w:val="22"/>
-          <w:lang w:val="en-US"/>
         </w:rPr>
         <w:t xml:space="preserve"> </w:t>
       </w:r>
@@ -666,15 +564,16 @@
         <w:ind w:left="346" w:hanging="221"/>
       </w:pPr>
       <w:r>
-        <w:t xml:space="preserve">Desarrollo de múltiples plataformas agrícolas (precios de mercado, </w:t>
-      </w:r>
-      <w:proofErr w:type="spellStart"/>
-      <w:r>
-        <w:t>agroproductividad</w:t>
-      </w:r>
-      <w:proofErr w:type="spellEnd"/>
-      <w:r>
-        <w:t xml:space="preserve">, gestión de fertilizantes) que centralizan datos dispersos y reducen procesos manuales repetitivos. </w:t>
+        <w:t>Desarrollo de sistema de agroproductividad</w:t>
+      </w:r>
+      <w:r>
+        <w:t xml:space="preserve"> para el </w:t>
+      </w:r>
+      <w:r>
+        <w:t>Instituto de la Agricultura de Cuba que calcula el rendimiento potencial del suelo en función de parámetros físico-químicos y climáticos</w:t>
+      </w:r>
+      <w:r>
+        <w:t>.</w:t>
       </w:r>
     </w:p>
     <w:p>
@@ -686,31 +585,22 @@
         <w:ind w:left="346" w:hanging="221"/>
       </w:pPr>
       <w:r>
-        <w:t xml:space="preserve">Construcción de sistemas GIS con visualización de polígonos territoriales usando </w:t>
-      </w:r>
-      <w:proofErr w:type="spellStart"/>
-      <w:r>
-        <w:t>Leaflet</w:t>
-      </w:r>
-      <w:proofErr w:type="spellEnd"/>
-      <w:r>
-        <w:t xml:space="preserve"> y </w:t>
-      </w:r>
-      <w:proofErr w:type="spellStart"/>
-      <w:r>
-        <w:t>GeoServer</w:t>
-      </w:r>
-      <w:proofErr w:type="spellEnd"/>
-      <w:r>
-        <w:t xml:space="preserve">, facilitando la toma de decisiones </w:t>
-      </w:r>
-      <w:proofErr w:type="spellStart"/>
-      <w:r>
-        <w:t>agroterritoriales</w:t>
-      </w:r>
-      <w:proofErr w:type="spellEnd"/>
-      <w:r>
-        <w:t xml:space="preserve"> basadas en datos. </w:t>
+        <w:t>Implementación de plataforma</w:t>
+      </w:r>
+      <w:r>
+        <w:t xml:space="preserve"> web </w:t>
+      </w:r>
+      <w:r>
+        <w:t>+</w:t>
+      </w:r>
+      <w:r>
+        <w:t xml:space="preserve"> aplicación </w:t>
+      </w:r>
+      <w:r>
+        <w:t>móvil</w:t>
+      </w:r>
+      <w:r>
+        <w:t xml:space="preserve"> para la gestión del proceso oficial de importación de fertilizantes, centralizando documentación, trazabilidad y flujos de aprobación requeridos por normativa.</w:t>
       </w:r>
     </w:p>
     <w:p>
@@ -722,7 +612,13 @@
         <w:ind w:left="346" w:hanging="221"/>
       </w:pPr>
       <w:r>
-        <w:t xml:space="preserve">Desarrollo de aplicación móvil para captura de datos geográficos en campo, con sincronización offline que permite trabajar en zonas rurales sin conectividad y luego consolidar la información al recuperar señal. </w:t>
+        <w:t>Desarrollo de suite GIS + aplicación móvil para microlocalización y gestión de concesiones mineras, con captura de</w:t>
+      </w:r>
+      <w:r>
+        <w:t xml:space="preserve"> puntos y construcción de</w:t>
+      </w:r>
+      <w:r>
+        <w:t xml:space="preserve"> polígonos territoriales, verificación de agroproductividad del suelo vía Shapefile y visor de mapa integrado con capas satelitales, meteorológicas e hidrológicas para la aprobación o denegación de solicitudes.</w:t>
       </w:r>
     </w:p>
     <w:p>
@@ -734,25 +630,28 @@
         <w:ind w:left="346" w:hanging="221"/>
       </w:pPr>
       <w:r>
-        <w:t xml:space="preserve">Automatización de procesos institucionales mediante </w:t>
-      </w:r>
-      <w:proofErr w:type="spellStart"/>
-      <w:r>
-        <w:t>bots</w:t>
-      </w:r>
-      <w:proofErr w:type="spellEnd"/>
-      <w:r>
-        <w:t xml:space="preserve"> y scripts, eliminando tareas manuales recurrentes y liberando carga operativa del equipo. </w:t>
+        <w:t>Desarrollo de bots sobre Matrix para automatización de procesos institucionales, generación de reportes bajo demanda e integración con sistemas internos</w:t>
+      </w:r>
+      <w:r>
+        <w:t>.</w:t>
       </w:r>
     </w:p>
     <w:p>
       <w:pPr>
         <w:spacing w:after="195" w:line="259" w:lineRule="auto"/>
-        <w:ind w:left="355" w:hanging="10"/>
         <w:rPr>
           <w:lang w:val="en-US"/>
         </w:rPr>
       </w:pPr>
+      <w:r>
+        <w:rPr>
+          <w:b/>
+          <w:color w:val="FFFFFF"/>
+          <w:sz w:val="18"/>
+          <w:shd w:val="clear" w:color="auto" w:fill="1F3A5F"/>
+        </w:rPr>
+        <w:t xml:space="preserve"> </w:t>
+      </w:r>
       <w:r>
         <w:rPr>
           <w:b/>
@@ -761,7 +660,7 @@
           <w:shd w:val="clear" w:color="auto" w:fill="1F3A5F"/>
           <w:lang w:val="en-US"/>
         </w:rPr>
-        <w:t xml:space="preserve"> STACK </w:t>
+        <w:t xml:space="preserve">STACK </w:t>
       </w:r>
       <w:r>
         <w:rPr>
@@ -778,9 +677,8 @@
           <w:sz w:val="21"/>
           <w:lang w:val="en-US"/>
         </w:rPr>
-        <w:t xml:space="preserve">Python, Django, </w:t>
-      </w:r>
-      <w:proofErr w:type="spellStart"/>
+        <w:t xml:space="preserve">Python, Django, FastAPI, </w:t>
+      </w:r>
       <w:r>
         <w:rPr>
           <w:b/>
@@ -788,9 +686,8 @@
           <w:sz w:val="21"/>
           <w:lang w:val="en-US"/>
         </w:rPr>
-        <w:t>FastAPI</w:t>
-      </w:r>
-      <w:proofErr w:type="spellEnd"/>
+        <w:t>DRF</w:t>
+      </w:r>
       <w:r>
         <w:rPr>
           <w:b/>
@@ -798,37 +695,8 @@
           <w:sz w:val="21"/>
           <w:lang w:val="en-US"/>
         </w:rPr>
-        <w:t xml:space="preserve">, </w:t>
-      </w:r>
-      <w:r>
-        <w:rPr>
-          <w:b/>
-          <w:color w:val="333333"/>
-          <w:sz w:val="21"/>
-          <w:lang w:val="en-US"/>
-        </w:rPr>
-        <w:t>DRF</w:t>
-      </w:r>
-      <w:r>
-        <w:rPr>
-          <w:b/>
-          <w:color w:val="333333"/>
-          <w:sz w:val="21"/>
-          <w:lang w:val="en-US"/>
-        </w:rPr>
-        <w:t xml:space="preserve">, Flutter, Dart, PostgreSQL, MySQL, Leaflet, </w:t>
-      </w:r>
-      <w:proofErr w:type="spellStart"/>
-      <w:r>
-        <w:rPr>
-          <w:b/>
-          <w:color w:val="333333"/>
-          <w:sz w:val="21"/>
-          <w:lang w:val="en-US"/>
-        </w:rPr>
-        <w:t>GeoServer</w:t>
-      </w:r>
-      <w:proofErr w:type="spellEnd"/>
+        <w:t>, Flutter, Dart, PostgreSQL, MySQL, Leaflet, GeoServer</w:t>
+      </w:r>
       <w:r>
         <w:rPr>
           <w:color w:val="333333"/>
@@ -853,21 +721,8 @@
         <w:ind w:left="-15" w:firstLine="0"/>
       </w:pPr>
       <w:r>
-        <w:t xml:space="preserve">Consultor de Tecnología – Full </w:t>
-      </w:r>
-      <w:proofErr w:type="spellStart"/>
-      <w:r>
-        <w:t>Stack</w:t>
-      </w:r>
-      <w:proofErr w:type="spellEnd"/>
-      <w:r>
-        <w:t xml:space="preserve"> </w:t>
-      </w:r>
-      <w:proofErr w:type="spellStart"/>
-      <w:r>
-        <w:t>Developer</w:t>
-      </w:r>
-      <w:proofErr w:type="spellEnd"/>
+        <w:t>Consultor de Tecnología – Full Stack Developer</w:t>
+      </w:r>
       <w:r>
         <w:rPr>
           <w:b w:val="0"/>
@@ -902,7 +757,35 @@
           <w:color w:val="1F3A5F"/>
           <w:sz w:val="20"/>
         </w:rPr>
-        <w:t>2022 – 2023</w:t>
+        <w:t>mayo</w:t>
+      </w:r>
+      <w:r>
+        <w:rPr>
+          <w:b w:val="0"/>
+          <w:sz w:val="22"/>
+        </w:rPr>
+        <w:t xml:space="preserve"> </w:t>
+      </w:r>
+      <w:r>
+        <w:rPr>
+          <w:color w:val="1F3A5F"/>
+          <w:sz w:val="20"/>
+        </w:rPr>
+        <w:t xml:space="preserve">2022 – </w:t>
+      </w:r>
+      <w:r>
+        <w:rPr>
+          <w:color w:val="1F3A5F"/>
+          <w:sz w:val="20"/>
+        </w:rPr>
+        <w:t xml:space="preserve">febrero </w:t>
+      </w:r>
+      <w:r>
+        <w:rPr>
+          <w:color w:val="1F3A5F"/>
+          <w:sz w:val="20"/>
+        </w:rPr>
+        <w:t>2023</w:t>
       </w:r>
       <w:r>
         <w:rPr>
@@ -937,7 +820,47 @@
         <w:ind w:left="346" w:hanging="221"/>
       </w:pPr>
       <w:r>
-        <w:t xml:space="preserve">Liderazgo del desarrollo de la plataforma nacional INGEI (Inventario de Gases de Efecto Invernadero) de Cuba, fórmulas dinámicas con cálculo automático, procesamiento de grandes volúmenes de datos ambientales, corrección de series históricas y generación de reportes en PDF/Excel. </w:t>
+        <w:t xml:space="preserve">Liderazgo del desarrollo de la plataforma nacional </w:t>
+      </w:r>
+      <w:r>
+        <w:rPr>
+          <w:b/>
+          <w:bCs/>
+        </w:rPr>
+        <w:t>INGEI</w:t>
+      </w:r>
+      <w:r>
+        <w:t xml:space="preserve"> (Inventario de Gases de Efecto Invernadero de Cuba), incluyendo fórmulas dinámicas con cálculo automático de </w:t>
+      </w:r>
+      <w:r>
+        <w:rPr>
+          <w:b/>
+          <w:bCs/>
+        </w:rPr>
+        <w:t>emisiones y remociones de GEI</w:t>
+      </w:r>
+      <w:r>
+        <w:t xml:space="preserve">, procesamiento de grandes volúmenes de datos ambientales, corrección de series históricas desde </w:t>
+      </w:r>
+      <w:r>
+        <w:rPr>
+          <w:b/>
+          <w:bCs/>
+        </w:rPr>
+        <w:t>1990 hasta la fecha</w:t>
+      </w:r>
+      <w:r>
+        <w:t xml:space="preserve"> en múltiples categorías, y generación automatizada de reportes en formato PDF/Excel alineados con los requerimientos de la </w:t>
+      </w:r>
+      <w:r>
+        <w:rPr>
+          <w:b/>
+          <w:bCs/>
+        </w:rPr>
+        <w:t>UNFCCC</w:t>
+      </w:r>
+      <w:r>
+        <w:t xml:space="preserve"> (Convención Marco de las Naciones Unidas sobre el Cambio Climático).</w:t>
       </w:r>
     </w:p>
     <w:p>
@@ -949,7 +872,13 @@
         <w:ind w:left="346" w:hanging="221"/>
       </w:pPr>
       <w:r>
-        <w:t xml:space="preserve">Desarrollo de la plataforma SICCA para gestión de cambio climático, con módulo de registro de acciones de adaptación que incorpora análisis de datos basado en IA para apoyar la toma de decisiones. </w:t>
+        <w:t xml:space="preserve">Desarrollo de la plataforma SICCA para gestión de cambio climático, con módulo de registro </w:t>
+      </w:r>
+      <w:r>
+        <w:t xml:space="preserve">y seguimiento </w:t>
+      </w:r>
+      <w:r>
+        <w:t xml:space="preserve">de acciones de adaptación que incorpora análisis de datos basado en IA para apoyar la toma de decisiones. </w:t>
       </w:r>
     </w:p>
     <w:p>
@@ -961,13 +890,13 @@
         <w:ind w:left="346" w:hanging="221"/>
       </w:pPr>
       <w:r>
+        <w:lastRenderedPageBreak/>
         <w:t xml:space="preserve">Validación rigurosa de cálculos críticos mediante pruebas estructuradas, garantizando cero desviaciones en los reportes oficiales entregados al organismo internacional. </w:t>
       </w:r>
     </w:p>
     <w:p>
       <w:pPr>
         <w:spacing w:after="195" w:line="259" w:lineRule="auto"/>
-        <w:ind w:left="355" w:hanging="10"/>
       </w:pPr>
       <w:r>
         <w:rPr>
@@ -991,25 +920,7 @@
           <w:color w:val="333333"/>
           <w:sz w:val="21"/>
         </w:rPr>
-        <w:t xml:space="preserve">Python, Django, PostgreSQL, integración con </w:t>
-      </w:r>
-      <w:proofErr w:type="spellStart"/>
-      <w:r>
-        <w:rPr>
-          <w:b/>
-          <w:color w:val="333333"/>
-          <w:sz w:val="21"/>
-        </w:rPr>
-        <w:t>APIs</w:t>
-      </w:r>
-      <w:proofErr w:type="spellEnd"/>
-      <w:r>
-        <w:rPr>
-          <w:b/>
-          <w:color w:val="333333"/>
-          <w:sz w:val="21"/>
-        </w:rPr>
-        <w:t xml:space="preserve"> de modelos LLM para el módulo de IA.</w:t>
+        <w:t>Python, Django, PostgreSQL, integración con APIs de modelos LLM para el módulo de IA.</w:t>
       </w:r>
       <w:r>
         <w:t xml:space="preserve"> </w:t>
@@ -1024,12 +935,7 @@
         <w:ind w:left="-15" w:firstLine="0"/>
       </w:pPr>
       <w:r>
-        <w:lastRenderedPageBreak/>
-        <w:t xml:space="preserve">Especialista en </w:t>
-      </w:r>
-      <w:proofErr w:type="gramStart"/>
-      <w:r>
-        <w:t>TI</w:t>
+        <w:t>Especialista en TI</w:t>
       </w:r>
       <w:r>
         <w:rPr>
@@ -1037,16 +943,7 @@
           <w:color w:val="999999"/>
           <w:sz w:val="22"/>
         </w:rPr>
-        <w:t xml:space="preserve">  ·</w:t>
-      </w:r>
-      <w:proofErr w:type="gramEnd"/>
-      <w:r>
-        <w:rPr>
-          <w:b w:val="0"/>
-          <w:color w:val="999999"/>
-          <w:sz w:val="22"/>
-        </w:rPr>
-        <w:t xml:space="preserve">  </w:t>
+        <w:t xml:space="preserve">  ·  </w:t>
       </w:r>
       <w:r>
         <w:rPr>
@@ -1074,7 +971,7 @@
           <w:color w:val="1F3A5F"/>
           <w:sz w:val="20"/>
         </w:rPr>
-        <w:t>2020 – 2023</w:t>
+        <w:t>enero</w:t>
       </w:r>
       <w:r>
         <w:rPr>
@@ -1083,6 +980,41 @@
         </w:rPr>
         <w:t xml:space="preserve"> </w:t>
       </w:r>
+      <w:r>
+        <w:rPr>
+          <w:color w:val="1F3A5F"/>
+          <w:sz w:val="20"/>
+        </w:rPr>
+        <w:t xml:space="preserve">2020 – </w:t>
+      </w:r>
+      <w:r>
+        <w:rPr>
+          <w:color w:val="1F3A5F"/>
+          <w:sz w:val="20"/>
+        </w:rPr>
+        <w:t xml:space="preserve"> abril </w:t>
+      </w:r>
+      <w:r>
+        <w:rPr>
+          <w:color w:val="1F3A5F"/>
+          <w:sz w:val="20"/>
+        </w:rPr>
+        <w:t>202</w:t>
+      </w:r>
+      <w:r>
+        <w:rPr>
+          <w:color w:val="1F3A5F"/>
+          <w:sz w:val="20"/>
+        </w:rPr>
+        <w:t>4</w:t>
+      </w:r>
+      <w:r>
+        <w:rPr>
+          <w:b w:val="0"/>
+          <w:sz w:val="22"/>
+        </w:rPr>
+        <w:t xml:space="preserve"> </w:t>
+      </w:r>
     </w:p>
     <w:p>
       <w:pPr>
@@ -1102,75 +1034,234 @@
     </w:p>
     <w:p>
       <w:pPr>
+        <w:pStyle w:val="ListParagraph"/>
         <w:numPr>
           <w:ilvl w:val="0"/>
-          <w:numId w:val="3"/>
+          <w:numId w:val="5"/>
         </w:numPr>
-        <w:ind w:left="346" w:hanging="221"/>
-      </w:pPr>
-      <w:r>
-        <w:t>Administración de infraestructura LAN/WAN completa (</w:t>
-      </w:r>
-      <w:proofErr w:type="spellStart"/>
-      <w:r>
-        <w:t>routers</w:t>
-      </w:r>
-      <w:proofErr w:type="spellEnd"/>
-      <w:r>
-        <w:t xml:space="preserve">, switches, servidores), garantizando alta disponibilidad de sistemas críticos durante 3 años continuos. </w:t>
-      </w:r>
-    </w:p>
-    <w:p>
-      <w:pPr>
+        <w:spacing w:before="40" w:after="40"/>
+        <w:rPr>
+          <w:rFonts w:ascii="Calibri" w:eastAsia="Calibri" w:hAnsi="Calibri" w:cs="Calibri"/>
+          <w:color w:val="000000"/>
+          <w:kern w:val="2"/>
+          <w:sz w:val="22"/>
+          <w:szCs w:val="24"/>
+          <w14:ligatures w14:val="standardContextual"/>
+        </w:rPr>
+      </w:pPr>
+      <w:r>
+        <w:rPr>
+          <w:rFonts w:ascii="Calibri" w:eastAsia="Calibri" w:hAnsi="Calibri" w:cs="Calibri"/>
+          <w:color w:val="000000"/>
+          <w:kern w:val="2"/>
+          <w:sz w:val="22"/>
+          <w:szCs w:val="24"/>
+          <w14:ligatures w14:val="standardContextual"/>
+        </w:rPr>
+        <w:t>Gestión de incidencias y soporte presencial: Registro, seguimiento y resolución de incidencias de hardware, software y conectividad a través de sistema de tickets, manteniendo a los usuarios informados del estado y progreso de cada solicitud.</w:t>
+      </w:r>
+    </w:p>
+    <w:p>
+      <w:pPr>
+        <w:pStyle w:val="ListParagraph"/>
         <w:numPr>
           <w:ilvl w:val="0"/>
-          <w:numId w:val="3"/>
+          <w:numId w:val="5"/>
         </w:numPr>
-        <w:ind w:left="346" w:hanging="221"/>
-      </w:pPr>
-      <w:r>
-        <w:t xml:space="preserve">Implementación de Active </w:t>
-      </w:r>
-      <w:proofErr w:type="spellStart"/>
-      <w:r>
-        <w:t>Directory</w:t>
-      </w:r>
-      <w:proofErr w:type="spellEnd"/>
-      <w:r>
-        <w:t xml:space="preserve"> con políticas de grupo segmentadas por departamento, fortaleciendo el control de acceso y la seguridad organizacional. </w:t>
-      </w:r>
-    </w:p>
-    <w:p>
-      <w:pPr>
+        <w:spacing w:before="40" w:after="40"/>
+        <w:rPr>
+          <w:rFonts w:ascii="Calibri" w:eastAsia="Calibri" w:hAnsi="Calibri" w:cs="Calibri"/>
+          <w:color w:val="000000"/>
+          <w:kern w:val="2"/>
+          <w:sz w:val="22"/>
+          <w:szCs w:val="24"/>
+          <w14:ligatures w14:val="standardContextual"/>
+        </w:rPr>
+      </w:pPr>
+      <w:r>
+        <w:rPr>
+          <w:rFonts w:ascii="Calibri" w:eastAsia="Calibri" w:hAnsi="Calibri" w:cs="Calibri"/>
+          <w:color w:val="000000"/>
+          <w:kern w:val="2"/>
+          <w:sz w:val="22"/>
+          <w:szCs w:val="24"/>
+          <w14:ligatures w14:val="standardContextual"/>
+        </w:rPr>
+        <w:t>Resolución de problemas técnicos: Diagnóstico y reparación de PCs, periféricos e impresoras; instalación y actualización de sistemas operativos y aplicaciones; soporte en salas de reuniones y laboratorios.</w:t>
+      </w:r>
+    </w:p>
+    <w:p>
+      <w:pPr>
+        <w:pStyle w:val="ListParagraph"/>
         <w:numPr>
           <w:ilvl w:val="0"/>
-          <w:numId w:val="3"/>
+          <w:numId w:val="5"/>
         </w:numPr>
-        <w:ind w:left="346" w:hanging="221"/>
-      </w:pPr>
-      <w:r>
-        <w:t xml:space="preserve">Diseño e implementación de estrategias de </w:t>
-      </w:r>
-      <w:proofErr w:type="spellStart"/>
-      <w:r>
-        <w:t>backup</w:t>
-      </w:r>
-      <w:proofErr w:type="spellEnd"/>
-      <w:r>
-        <w:t xml:space="preserve"> automatizado y planes de recuperación ante desastres, asegurando continuidad operativa. </w:t>
-      </w:r>
-    </w:p>
-    <w:p>
-      <w:pPr>
+        <w:spacing w:before="40" w:after="40"/>
+        <w:rPr>
+          <w:rFonts w:ascii="Calibri" w:eastAsia="Calibri" w:hAnsi="Calibri" w:cs="Calibri"/>
+          <w:color w:val="000000"/>
+          <w:kern w:val="2"/>
+          <w:sz w:val="22"/>
+          <w:szCs w:val="24"/>
+          <w14:ligatures w14:val="standardContextual"/>
+        </w:rPr>
+      </w:pPr>
+      <w:r>
+        <w:rPr>
+          <w:rFonts w:ascii="Calibri" w:eastAsia="Calibri" w:hAnsi="Calibri" w:cs="Calibri"/>
+          <w:color w:val="000000"/>
+          <w:kern w:val="2"/>
+          <w:sz w:val="22"/>
+          <w:szCs w:val="24"/>
+          <w14:ligatures w14:val="standardContextual"/>
+        </w:rPr>
+        <w:t>Infraestructura y redes: Administración integral de redes LAN/WAN (routers, switches, servidores) con disponibilidad continua durante 5 años; vigilancia proactiva para detección y prevención de fallos antes de que afectaran la operativa.</w:t>
+      </w:r>
+    </w:p>
+    <w:p>
+      <w:pPr>
+        <w:pStyle w:val="ListParagraph"/>
         <w:numPr>
           <w:ilvl w:val="0"/>
-          <w:numId w:val="3"/>
+          <w:numId w:val="5"/>
         </w:numPr>
+        <w:spacing w:before="40" w:after="40"/>
+        <w:rPr>
+          <w:rFonts w:ascii="Calibri" w:eastAsia="Calibri" w:hAnsi="Calibri" w:cs="Calibri"/>
+          <w:color w:val="000000"/>
+          <w:kern w:val="2"/>
+          <w:sz w:val="22"/>
+          <w:szCs w:val="24"/>
+          <w14:ligatures w14:val="standardContextual"/>
+        </w:rPr>
+      </w:pPr>
+      <w:r>
+        <w:rPr>
+          <w:rFonts w:ascii="Calibri" w:eastAsia="Calibri" w:hAnsi="Calibri" w:cs="Calibri"/>
+          <w:color w:val="000000"/>
+          <w:kern w:val="2"/>
+          <w:sz w:val="22"/>
+          <w:szCs w:val="24"/>
+          <w14:ligatures w14:val="standardContextual"/>
+        </w:rPr>
+        <w:t>Gestión de usuarios (M365 / Azure AD): Administración de Active Directory y Microsoft 365 con GPO segmentadas por departamento. Onboarding (creación de cuentas, asignación de permisos, configuración de equipos) y offboarding (revocación de accesos, recuperación de dispositivos).</w:t>
+      </w:r>
+    </w:p>
+    <w:p>
+      <w:pPr>
+        <w:pStyle w:val="ListParagraph"/>
+        <w:numPr>
+          <w:ilvl w:val="0"/>
+          <w:numId w:val="5"/>
+        </w:numPr>
+        <w:spacing w:before="40" w:after="40"/>
+        <w:rPr>
+          <w:rFonts w:ascii="Calibri" w:eastAsia="Calibri" w:hAnsi="Calibri" w:cs="Calibri"/>
+          <w:color w:val="000000"/>
+          <w:kern w:val="2"/>
+          <w:sz w:val="22"/>
+          <w:szCs w:val="24"/>
+          <w14:ligatures w14:val="standardContextual"/>
+        </w:rPr>
+      </w:pPr>
+      <w:r>
+        <w:rPr>
+          <w:rFonts w:ascii="Calibri" w:eastAsia="Calibri" w:hAnsi="Calibri" w:cs="Calibri"/>
+          <w:color w:val="000000"/>
+          <w:kern w:val="2"/>
+          <w:sz w:val="22"/>
+          <w:szCs w:val="24"/>
+          <w14:ligatures w14:val="standardContextual"/>
+        </w:rPr>
+        <w:t>Gestión de activos TI: Control y mantenimiento del inventario de equipos, licencias y periféricos; auditorías periódicas del almacén TI para garantizar la exactitud del registro de activos.</w:t>
+      </w:r>
+    </w:p>
+    <w:p>
+      <w:pPr>
+        <w:pStyle w:val="ListParagraph"/>
+        <w:numPr>
+          <w:ilvl w:val="0"/>
+          <w:numId w:val="5"/>
+        </w:numPr>
+        <w:spacing w:before="40" w:after="40"/>
+        <w:rPr>
+          <w:rFonts w:ascii="Calibri" w:eastAsia="Calibri" w:hAnsi="Calibri" w:cs="Calibri"/>
+          <w:color w:val="000000"/>
+          <w:kern w:val="2"/>
+          <w:sz w:val="22"/>
+          <w:szCs w:val="24"/>
+          <w14:ligatures w14:val="standardContextual"/>
+        </w:rPr>
+      </w:pPr>
+      <w:r>
+        <w:rPr>
+          <w:rFonts w:ascii="Calibri" w:eastAsia="Calibri" w:hAnsi="Calibri" w:cs="Calibri"/>
+          <w:color w:val="000000"/>
+          <w:kern w:val="2"/>
+          <w:sz w:val="22"/>
+          <w:szCs w:val="24"/>
+          <w14:ligatures w14:val="standardContextual"/>
+        </w:rPr>
+        <w:t>Documentación y base de conocimiento: Creación y mantenimiento de procedimientos de soporte y guías de resolución de incidencias; formación de usuarios en herramientas y buenas prácticas de seguridad informática.</w:t>
+      </w:r>
+    </w:p>
+    <w:p>
+      <w:pPr>
+        <w:pStyle w:val="ListParagraph"/>
+        <w:numPr>
+          <w:ilvl w:val="0"/>
+          <w:numId w:val="5"/>
+        </w:numPr>
+        <w:spacing w:before="40" w:after="40"/>
+        <w:rPr>
+          <w:rFonts w:ascii="Calibri" w:eastAsia="Calibri" w:hAnsi="Calibri" w:cs="Calibri"/>
+          <w:color w:val="000000"/>
+          <w:kern w:val="2"/>
+          <w:sz w:val="22"/>
+          <w:szCs w:val="24"/>
+          <w14:ligatures w14:val="standardContextual"/>
+        </w:rPr>
+      </w:pPr>
+      <w:r>
+        <w:rPr>
+          <w:rFonts w:ascii="Calibri" w:eastAsia="Calibri" w:hAnsi="Calibri" w:cs="Calibri"/>
+          <w:color w:val="000000"/>
+          <w:kern w:val="2"/>
+          <w:sz w:val="22"/>
+          <w:szCs w:val="24"/>
+          <w14:ligatures w14:val="standardContextual"/>
+        </w:rPr>
+        <w:t>Backup y continuidad: Diseño e implementación de estrategias de backup automatizado y planes de recuperación ante desastres.</w:t>
+      </w:r>
+    </w:p>
+    <w:p>
+      <w:pPr>
         <w:spacing w:after="210"/>
-        <w:ind w:left="346" w:hanging="221"/>
-      </w:pPr>
-      <w:r>
-        <w:t xml:space="preserve">Gestión de soporte técnico avanzado e inventario de activos TI, reduciendo tiempos de resolución de incidencias del personal interno. </w:t>
+      </w:pPr>
+      <w:r>
+        <w:rPr>
+          <w:b/>
+          <w:color w:val="FFFFFF"/>
+          <w:sz w:val="18"/>
+          <w:shd w:val="clear" w:color="auto" w:fill="1F3A5F"/>
+        </w:rPr>
+        <w:t xml:space="preserve">STACK </w:t>
+      </w:r>
+      <w:r>
+        <w:rPr>
+          <w:color w:val="333333"/>
+          <w:sz w:val="21"/>
+        </w:rPr>
+        <w:t xml:space="preserve">  </w:t>
+      </w:r>
+      <w:r>
+        <w:rPr>
+          <w:b/>
+          <w:color w:val="333333"/>
+          <w:sz w:val="21"/>
+        </w:rPr>
+        <w:t>Python, Django, PostgreSQL, integración con APIs de modelos LLM para el módulo de IA.</w:t>
       </w:r>
     </w:p>
     <w:p>
@@ -1182,11 +1273,7 @@
         <w:ind w:left="-15" w:firstLine="0"/>
       </w:pPr>
       <w:r>
-        <w:t xml:space="preserve">Desarrollador de </w:t>
-      </w:r>
-      <w:proofErr w:type="gramStart"/>
-      <w:r>
-        <w:t>Software</w:t>
+        <w:t>Desarrollador de Software</w:t>
       </w:r>
       <w:r>
         <w:rPr>
@@ -1194,16 +1281,7 @@
           <w:color w:val="999999"/>
           <w:sz w:val="22"/>
         </w:rPr>
-        <w:t xml:space="preserve">  ·</w:t>
-      </w:r>
-      <w:proofErr w:type="gramEnd"/>
-      <w:r>
-        <w:rPr>
-          <w:b w:val="0"/>
-          <w:color w:val="999999"/>
-          <w:sz w:val="22"/>
-        </w:rPr>
-        <w:t xml:space="preserve">  </w:t>
+        <w:t xml:space="preserve">  ·  </w:t>
       </w:r>
       <w:r>
         <w:rPr>
@@ -1231,7 +1309,7 @@
           <w:color w:val="1F3A5F"/>
           <w:sz w:val="20"/>
         </w:rPr>
-        <w:t>2018 – 2020</w:t>
+        <w:t>septiembre</w:t>
       </w:r>
       <w:r>
         <w:rPr>
@@ -1240,6 +1318,34 @@
         </w:rPr>
         <w:t xml:space="preserve"> </w:t>
       </w:r>
+      <w:r>
+        <w:rPr>
+          <w:color w:val="1F3A5F"/>
+          <w:sz w:val="20"/>
+        </w:rPr>
+        <w:t xml:space="preserve">2018 – </w:t>
+      </w:r>
+      <w:r>
+        <w:rPr>
+          <w:color w:val="1F3A5F"/>
+          <w:sz w:val="20"/>
+        </w:rPr>
+        <w:t xml:space="preserve"> diciembre </w:t>
+      </w:r>
+      <w:r>
+        <w:rPr>
+          <w:color w:val="1F3A5F"/>
+          <w:sz w:val="20"/>
+        </w:rPr>
+        <w:t>2020</w:t>
+      </w:r>
+      <w:r>
+        <w:rPr>
+          <w:b w:val="0"/>
+          <w:sz w:val="22"/>
+        </w:rPr>
+        <w:t xml:space="preserve"> </w:t>
+      </w:r>
     </w:p>
     <w:p>
       <w:pPr>
@@ -1251,23 +1357,7 @@
           <w:i/>
           <w:color w:val="555555"/>
         </w:rPr>
-        <w:t xml:space="preserve">Servicios de Seguridad Integral — Desarrollo de aplicaciones internas integradas con </w:t>
-      </w:r>
-      <w:proofErr w:type="spellStart"/>
-      <w:r>
-        <w:rPr>
-          <w:i/>
-          <w:color w:val="555555"/>
-        </w:rPr>
-        <w:t>Wexact</w:t>
-      </w:r>
-      <w:proofErr w:type="spellEnd"/>
-      <w:r>
-        <w:rPr>
-          <w:i/>
-          <w:color w:val="555555"/>
-        </w:rPr>
-        <w:t xml:space="preserve"> y soporte avanzado al sistema de nóminas.</w:t>
+        <w:t>Servicios de Seguridad Integral — Desarrollo de aplicaciones internas integradas con Wexact y soporte avanzado al sistema de nóminas.</w:t>
       </w:r>
       <w:r>
         <w:t xml:space="preserve"> </w:t>
@@ -1282,15 +1372,7 @@
         <w:ind w:left="346" w:hanging="221"/>
       </w:pPr>
       <w:r>
-        <w:t xml:space="preserve">Desarrollo de aplicaciones internas que se integraban o extendían los procesos del ERP </w:t>
-      </w:r>
-      <w:proofErr w:type="spellStart"/>
-      <w:r>
-        <w:t>Wexact</w:t>
-      </w:r>
-      <w:proofErr w:type="spellEnd"/>
-      <w:r>
-        <w:t xml:space="preserve">, ampliando su funcionalidad para cubrir necesidades operativas específicas del negocio. </w:t>
+        <w:t xml:space="preserve">Desarrollo de aplicaciones internas que se integraban o extendían los procesos del ERP Wexact, ampliando su funcionalidad para cubrir necesidades operativas específicas del negocio. </w:t>
       </w:r>
     </w:p>
     <w:p>
@@ -1320,7 +1402,6 @@
     <w:p>
       <w:pPr>
         <w:spacing w:after="46" w:line="259" w:lineRule="auto"/>
-        <w:ind w:left="355" w:hanging="10"/>
       </w:pPr>
       <w:r>
         <w:rPr>
@@ -1344,25 +1425,15 @@
           <w:color w:val="333333"/>
           <w:sz w:val="21"/>
         </w:rPr>
-        <w:t xml:space="preserve">ASP.NET, C#, SQL Server, T-SQL (procedimientos almacenados), </w:t>
-      </w:r>
-      <w:proofErr w:type="spellStart"/>
+        <w:t>ASP.NET, C#, SQL Server, T-SQL (procedimientos almacenados), Wexact ERP</w:t>
+      </w:r>
       <w:r>
         <w:rPr>
           <w:b/>
           <w:color w:val="333333"/>
           <w:sz w:val="21"/>
         </w:rPr>
-        <w:t>Wexact</w:t>
-      </w:r>
-      <w:proofErr w:type="spellEnd"/>
-      <w:r>
-        <w:rPr>
-          <w:b/>
-          <w:color w:val="333333"/>
-          <w:sz w:val="21"/>
-        </w:rPr>
-        <w:t xml:space="preserve"> ERP</w:t>
+        <w:t>, CRM</w:t>
       </w:r>
       <w:r>
         <w:rPr>
@@ -1396,30 +1467,14 @@
         <w:spacing w:after="37"/>
         <w:ind w:left="0" w:firstLine="0"/>
       </w:pPr>
-      <w:proofErr w:type="spellStart"/>
       <w:r>
         <w:rPr>
           <w:b/>
         </w:rPr>
-        <w:t>Backend</w:t>
-      </w:r>
-      <w:proofErr w:type="spellEnd"/>
-      <w:r>
-        <w:rPr>
-          <w:b/>
-        </w:rPr>
-        <w:t xml:space="preserve">: </w:t>
-      </w:r>
-      <w:r>
-        <w:t xml:space="preserve">Python, Django, </w:t>
-      </w:r>
-      <w:proofErr w:type="spellStart"/>
-      <w:r>
-        <w:t>FastAPI</w:t>
-      </w:r>
-      <w:proofErr w:type="spellEnd"/>
-      <w:r>
-        <w:t xml:space="preserve">, ASP.NET, C# </w:t>
+        <w:t xml:space="preserve">Backend: </w:t>
+      </w:r>
+      <w:r>
+        <w:t xml:space="preserve">Python, Django, FastAPI, ASP.NET, C# </w:t>
       </w:r>
     </w:p>
     <w:p>
@@ -1441,33 +1496,42 @@
         <w:rPr>
           <w:lang w:val="en-US"/>
         </w:rPr>
-        <w:t xml:space="preserve">Next.js, React, Astro, TypeScript, Tailwind CSS </w:t>
+        <w:t xml:space="preserve">Astro, TypeScript, Tailwind CSS </w:t>
       </w:r>
     </w:p>
     <w:p>
       <w:pPr>
         <w:spacing w:after="37"/>
         <w:ind w:left="0" w:firstLine="0"/>
+        <w:rPr>
+          <w:lang w:val="en-US"/>
+        </w:rPr>
       </w:pPr>
       <w:r>
         <w:rPr>
           <w:b/>
+          <w:lang w:val="en-US"/>
         </w:rPr>
         <w:t>Bases de</w:t>
       </w:r>
       <w:r>
         <w:rPr>
           <w:b/>
+          <w:lang w:val="en-US"/>
         </w:rPr>
         <w:t xml:space="preserve"> datos</w:t>
       </w:r>
       <w:r>
         <w:rPr>
           <w:b/>
+          <w:lang w:val="en-US"/>
         </w:rPr>
         <w:t xml:space="preserve">: </w:t>
       </w:r>
       <w:r>
+        <w:rPr>
+          <w:lang w:val="en-US"/>
+        </w:rPr>
         <w:t xml:space="preserve">PostgreSQL, MySQL, SQL Server </w:t>
       </w:r>
     </w:p>
@@ -1477,58 +1541,24 @@
         <w:ind w:left="0" w:firstLine="0"/>
         <w:rPr>
           <w:bCs/>
+          <w:lang w:val="en-US"/>
         </w:rPr>
       </w:pPr>
       <w:r>
         <w:rPr>
           <w:b/>
           <w:bCs/>
-        </w:rPr>
-        <w:t>QA</w:t>
-      </w:r>
-      <w:r>
-        <w:rPr>
-          <w:b/>
+          <w:lang w:val="en-US"/>
+        </w:rPr>
+        <w:t xml:space="preserve">QA: </w:t>
+      </w:r>
+      <w:r>
+        <w:rPr>
           <w:bCs/>
-        </w:rPr>
-        <w:t xml:space="preserve">: </w:t>
-      </w:r>
-      <w:proofErr w:type="spellStart"/>
-      <w:r>
-        <w:rPr>
-          <w:bCs/>
-        </w:rPr>
-        <w:t>Pytest</w:t>
-      </w:r>
-      <w:proofErr w:type="spellEnd"/>
-      <w:r>
-        <w:rPr>
-          <w:bCs/>
-        </w:rPr>
-        <w:t xml:space="preserve">, </w:t>
-      </w:r>
-      <w:proofErr w:type="spellStart"/>
-      <w:r>
-        <w:rPr>
-          <w:bCs/>
-        </w:rPr>
-        <w:t>Selenium</w:t>
-      </w:r>
-      <w:proofErr w:type="spellEnd"/>
-      <w:r>
-        <w:rPr>
-          <w:bCs/>
-        </w:rPr>
-        <w:t xml:space="preserve">, </w:t>
-      </w:r>
-      <w:proofErr w:type="spellStart"/>
-      <w:r>
-        <w:rPr>
-          <w:bCs/>
-        </w:rPr>
-        <w:t>Playwright</w:t>
-      </w:r>
-      <w:proofErr w:type="spellEnd"/>
+          <w:lang w:val="en-US"/>
+        </w:rPr>
+        <w:t>Pytest, Selenium, Playwright</w:t>
+      </w:r>
     </w:p>
     <w:p>
       <w:pPr>
@@ -1539,60 +1569,52 @@
         <w:rPr>
           <w:b/>
         </w:rPr>
-        <w:t xml:space="preserve">GIS y </w:t>
-      </w:r>
-      <w:proofErr w:type="spellStart"/>
-      <w:r>
-        <w:rPr>
-          <w:b/>
-        </w:rPr>
-        <w:t>geodatos</w:t>
-      </w:r>
-      <w:proofErr w:type="spellEnd"/>
-      <w:r>
-        <w:rPr>
-          <w:b/>
-        </w:rPr>
-        <w:t xml:space="preserve">: </w:t>
-      </w:r>
-      <w:proofErr w:type="spellStart"/>
-      <w:r>
-        <w:t>Leaflet</w:t>
-      </w:r>
-      <w:proofErr w:type="spellEnd"/>
-      <w:r>
-        <w:t xml:space="preserve">, </w:t>
-      </w:r>
-      <w:proofErr w:type="spellStart"/>
-      <w:r>
-        <w:t>GeoServer</w:t>
-      </w:r>
-      <w:proofErr w:type="spellEnd"/>
-      <w:r>
-        <w:t xml:space="preserve">, manejo de polígonos y capas territoriales </w:t>
+        <w:t xml:space="preserve">GIS y geodatos: </w:t>
+      </w:r>
+      <w:r>
+        <w:t>Leaflet, GeoServer, manejo de polígonos y capas territoriales</w:t>
       </w:r>
     </w:p>
     <w:p>
       <w:pPr>
         <w:spacing w:after="38"/>
         <w:ind w:left="0" w:firstLine="0"/>
+        <w:rPr>
+          <w:lang w:val="en-US"/>
+        </w:rPr>
       </w:pPr>
       <w:r>
         <w:rPr>
           <w:b/>
-        </w:rPr>
-        <w:t xml:space="preserve">Redes y servidores: </w:t>
-      </w:r>
-      <w:r>
-        <w:t xml:space="preserve">LAN/WAN, Linux, Windows Server, Active </w:t>
-      </w:r>
-      <w:proofErr w:type="spellStart"/>
-      <w:r>
-        <w:t>Directory</w:t>
-      </w:r>
-      <w:proofErr w:type="spellEnd"/>
-      <w:r>
-        <w:t xml:space="preserve"> </w:t>
+          <w:lang w:val="en-US"/>
+        </w:rPr>
+        <w:t xml:space="preserve">Redes y </w:t>
+      </w:r>
+      <w:r>
+        <w:rPr>
+          <w:b/>
+          <w:lang w:val="en-US"/>
+        </w:rPr>
+        <w:t>IT</w:t>
+      </w:r>
+      <w:r>
+        <w:rPr>
+          <w:b/>
+          <w:lang w:val="en-US"/>
+        </w:rPr>
+        <w:t xml:space="preserve">: </w:t>
+      </w:r>
+      <w:r>
+        <w:rPr>
+          <w:lang w:val="en-US"/>
+        </w:rPr>
+        <w:t>LAN/WAN, Linux, Windows Server, Active Directory</w:t>
+      </w:r>
+      <w:r>
+        <w:rPr>
+          <w:lang w:val="en-US"/>
+        </w:rPr>
+        <w:t>, Microsoft 365, Azure AD, GPO</w:t>
       </w:r>
     </w:p>
     <w:p>
@@ -1604,6 +1626,7 @@
         <w:rPr>
           <w:b/>
         </w:rPr>
+        <w:lastRenderedPageBreak/>
         <w:t xml:space="preserve">DevOps y control de versiones: </w:t>
       </w:r>
       <w:r>
@@ -1621,65 +1644,26 @@
         </w:rPr>
         <w:t xml:space="preserve">Seguridad e infraestructura: </w:t>
       </w:r>
-      <w:proofErr w:type="spellStart"/>
-      <w:r>
-        <w:t>Backups</w:t>
-      </w:r>
-      <w:proofErr w:type="spellEnd"/>
-      <w:r>
-        <w:t xml:space="preserve"> automatizados, recuperación ante desastres, políticas de acceso </w:t>
+      <w:r>
+        <w:t xml:space="preserve">Backups automatizados, recuperación ante desastres, políticas de acceso </w:t>
       </w:r>
     </w:p>
     <w:p>
       <w:pPr>
         <w:spacing w:after="188"/>
         <w:ind w:left="0" w:firstLine="0"/>
-        <w:rPr>
-          <w:lang w:val="en-US"/>
-        </w:rPr>
       </w:pPr>
       <w:r>
         <w:rPr>
           <w:b/>
-          <w:lang w:val="en-US"/>
-        </w:rPr>
-        <w:t xml:space="preserve">IA </w:t>
-      </w:r>
-      <w:proofErr w:type="spellStart"/>
-      <w:r>
-        <w:rPr>
-          <w:b/>
-          <w:lang w:val="en-US"/>
-        </w:rPr>
-        <w:t>aplicada</w:t>
-      </w:r>
-      <w:proofErr w:type="spellEnd"/>
-      <w:r>
-        <w:rPr>
-          <w:b/>
-          <w:lang w:val="en-US"/>
-        </w:rPr>
-        <w:t xml:space="preserve">: </w:t>
-      </w:r>
-      <w:r>
-        <w:rPr>
-          <w:lang w:val="en-US"/>
-        </w:rPr>
-        <w:t xml:space="preserve">AI-Assisted Development, GitHub Copilot, Cursor, Claude Code, Prompt Engineering, </w:t>
-      </w:r>
-      <w:proofErr w:type="spellStart"/>
-      <w:r>
-        <w:rPr>
-          <w:lang w:val="en-US"/>
-        </w:rPr>
-        <w:t>integración</w:t>
-      </w:r>
-      <w:proofErr w:type="spellEnd"/>
-      <w:r>
-        <w:rPr>
-          <w:lang w:val="en-US"/>
-        </w:rPr>
-        <w:t xml:space="preserve"> de APIs LLM (Anthropic / OpenAI) </w:t>
+        </w:rPr>
+        <w:t xml:space="preserve">IA aplicada: </w:t>
+      </w:r>
+      <w:r>
+        <w:t>AI-Assisted Development, GitHub Copilot, Cursor, Claude Code, integración de APIs LLM (Anthropic / OpenAI)</w:t>
+      </w:r>
+      <w:r>
+        <w:t>, Local LLM</w:t>
       </w:r>
     </w:p>
     <w:p>
@@ -1865,7 +1849,6 @@
         </w:rPr>
         <w:t xml:space="preserve">Recodificación y migración del módulo de reportes del sistema SIGE para análisis estadístico de datos, incorporando nuevas funcionalidades — desarrollado con </w:t>
       </w:r>
-      <w:proofErr w:type="spellStart"/>
       <w:r>
         <w:rPr>
           <w:b/>
@@ -1873,37 +1856,7 @@
           <w:color w:val="555555"/>
           <w:sz w:val="21"/>
         </w:rPr>
-        <w:t>Symfony</w:t>
-      </w:r>
-      <w:proofErr w:type="spellEnd"/>
-      <w:r>
-        <w:rPr>
-          <w:b/>
-          <w:i/>
-          <w:color w:val="555555"/>
-          <w:sz w:val="21"/>
-        </w:rPr>
-        <w:t xml:space="preserve"> 2.2 y </w:t>
-      </w:r>
-      <w:proofErr w:type="spellStart"/>
-      <w:r>
-        <w:rPr>
-          <w:b/>
-          <w:i/>
-          <w:color w:val="555555"/>
-          <w:sz w:val="21"/>
-        </w:rPr>
-        <w:t>ExtJS</w:t>
-      </w:r>
-      <w:proofErr w:type="spellEnd"/>
-      <w:r>
-        <w:rPr>
-          <w:b/>
-          <w:i/>
-          <w:color w:val="555555"/>
-          <w:sz w:val="21"/>
-        </w:rPr>
-        <w:t xml:space="preserve"> 6.</w:t>
+        <w:t>Symfony 2.2 y ExtJS 6.</w:t>
       </w:r>
       <w:r>
         <w:t xml:space="preserve"> </w:t>
@@ -1915,7 +1868,6 @@
         <w:ind w:left="-5"/>
       </w:pPr>
       <w:r>
-        <w:lastRenderedPageBreak/>
         <w:t xml:space="preserve">IDIOMAS </w:t>
       </w:r>
     </w:p>
@@ -2057,156 +2009,16 @@
         <w:t xml:space="preserve">Inglés: </w:t>
       </w:r>
       <w:r>
-        <w:t xml:space="preserve">Técnico (lectura de documentación) </w:t>
-      </w:r>
-    </w:p>
-    <w:p>
-      <w:pPr>
-        <w:pStyle w:val="Heading1"/>
-        <w:ind w:left="-5"/>
-      </w:pPr>
-      <w:r>
-        <w:t xml:space="preserve">COMPETENCIAS </w:t>
-      </w:r>
-    </w:p>
-    <w:p>
-      <w:pPr>
-        <w:spacing w:after="0" w:line="259" w:lineRule="auto"/>
+        <w:t xml:space="preserve">Técnico </w:t>
+      </w:r>
+      <w:r>
+        <w:t>- Basico</w:t>
+      </w:r>
+    </w:p>
+    <w:p>
+      <w:pPr>
         <w:ind w:left="0" w:firstLine="0"/>
       </w:pPr>
-      <w:r>
-        <w:t xml:space="preserve"> </w:t>
-      </w:r>
-    </w:p>
-    <w:p>
-      <w:pPr>
-        <w:spacing w:after="106" w:line="259" w:lineRule="auto"/>
-        <w:ind w:left="-29" w:right="-29" w:firstLine="0"/>
-      </w:pPr>
-      <w:r>
-        <w:rPr>
-          <w:noProof/>
-        </w:rPr>
-        <mc:AlternateContent>
-          <mc:Choice Requires="wpg">
-            <w:drawing>
-              <wp:inline distT="0" distB="0" distL="0" distR="0" wp14:anchorId="0F8496E1" wp14:editId="6C9CE7F0">
-                <wp:extent cx="6438647" cy="9144"/>
-                <wp:effectExtent l="0" t="0" r="0" b="0"/>
-                <wp:docPr id="2295" name="Group 2295"/>
-                <wp:cNvGraphicFramePr/>
-                <a:graphic xmlns:a="http://schemas.openxmlformats.org/drawingml/2006/main">
-                  <a:graphicData uri="http://schemas.microsoft.com/office/word/2010/wordprocessingGroup">
-                    <wpg:wgp>
-                      <wpg:cNvGrpSpPr/>
-                      <wpg:grpSpPr>
-                        <a:xfrm>
-                          <a:off x="0" y="0"/>
-                          <a:ext cx="6438647" cy="9144"/>
-                          <a:chOff x="0" y="0"/>
-                          <a:chExt cx="6438647" cy="9144"/>
-                        </a:xfrm>
-                      </wpg:grpSpPr>
-                      <wps:wsp>
-                        <wps:cNvPr id="2833" name="Shape 2833"/>
-                        <wps:cNvSpPr/>
-                        <wps:spPr>
-                          <a:xfrm>
-                            <a:off x="0" y="0"/>
-                            <a:ext cx="6438647" cy="9144"/>
-                          </a:xfrm>
-                          <a:custGeom>
-                            <a:avLst/>
-                            <a:gdLst/>
-                            <a:ahLst/>
-                            <a:cxnLst/>
-                            <a:rect l="0" t="0" r="0" b="0"/>
-                            <a:pathLst>
-                              <a:path w="6438647" h="9144">
-                                <a:moveTo>
-                                  <a:pt x="0" y="0"/>
-                                </a:moveTo>
-                                <a:lnTo>
-                                  <a:pt x="6438647" y="0"/>
-                                </a:lnTo>
-                                <a:lnTo>
-                                  <a:pt x="6438647" y="9144"/>
-                                </a:lnTo>
-                                <a:lnTo>
-                                  <a:pt x="0" y="9144"/>
-                                </a:lnTo>
-                                <a:lnTo>
-                                  <a:pt x="0" y="0"/>
-                                </a:lnTo>
-                              </a:path>
-                            </a:pathLst>
-                          </a:custGeom>
-                          <a:ln w="0" cap="flat">
-                            <a:miter lim="127000"/>
-                          </a:ln>
-                        </wps:spPr>
-                        <wps:style>
-                          <a:lnRef idx="0">
-                            <a:srgbClr val="000000">
-                              <a:alpha val="0"/>
-                            </a:srgbClr>
-                          </a:lnRef>
-                          <a:fillRef idx="1">
-                            <a:srgbClr val="2E75B6"/>
-                          </a:fillRef>
-                          <a:effectRef idx="0">
-                            <a:scrgbClr r="0" g="0" b="0"/>
-                          </a:effectRef>
-                          <a:fontRef idx="none"/>
-                        </wps:style>
-                        <wps:bodyPr/>
-                      </wps:wsp>
-                    </wpg:wgp>
-                  </a:graphicData>
-                </a:graphic>
-              </wp:inline>
-            </w:drawing>
-          </mc:Choice>
-          <mc:Fallback xmlns:a="http://schemas.openxmlformats.org/drawingml/2006/main">
-            <w:pict>
-              <v:group id="Group 2295" style="width:506.98pt;height:0.720032pt;mso-position-horizontal-relative:char;mso-position-vertical-relative:line" coordsize="64386,91">
-                <v:shape id="Shape 2834" style="position:absolute;width:64386;height:91;left:0;top:0;" coordsize="6438647,9144" path="m0,0l6438647,0l6438647,9144l0,9144l0,0">
-                  <v:stroke weight="0pt" endcap="flat" joinstyle="miter" miterlimit="10" on="false" color="#000000" opacity="0"/>
-                  <v:fill on="true" color="#2e75b6"/>
-                </v:shape>
-              </v:group>
-            </w:pict>
-          </mc:Fallback>
-        </mc:AlternateContent>
-      </w:r>
-    </w:p>
-    <w:p>
-      <w:pPr>
-        <w:ind w:left="0" w:firstLine="0"/>
-      </w:pPr>
-      <w:r>
-        <w:t xml:space="preserve">Trabajo en equipo · Aprendizaje continuo · Receptividad al </w:t>
-      </w:r>
-      <w:proofErr w:type="spellStart"/>
-      <w:r>
-        <w:t>feedback</w:t>
-      </w:r>
-      <w:proofErr w:type="spellEnd"/>
-      <w:r>
-        <w:t xml:space="preserve"> · Comunicación efectiva · Resolución de problemas · Autonomía</w:t>
-      </w:r>
-      <w:r>
-        <w:t xml:space="preserve"> </w:t>
-      </w:r>
-      <w:r>
-        <w:t>·</w:t>
-      </w:r>
-      <w:r>
-        <w:t xml:space="preserve"> Proactivo</w:t>
-      </w:r>
-      <w:r>
-        <w:t xml:space="preserve"> </w:t>
-      </w:r>
       <w:r>
         <w:t xml:space="preserve"> </w:t>
       </w:r>
@@ -2859,6 +2671,64 @@
     </w:lvl>
   </w:abstractNum>
   <w:abstractNum w:abstractNumId="3" w15:restartNumberingAfterBreak="0">
+    <w:nsid w:val="581203DC"/>
+    <w:multiLevelType w:val="hybridMultilevel"/>
+    <w:tmpl w:val="A692CA16"/>
+    <w:lvl w:ilvl="0" w:tplc="2ED64854">
+      <w:start w:val="1"/>
+      <w:numFmt w:val="bullet"/>
+      <w:lvlText w:val=""/>
+      <w:lvlJc w:val="left"/>
+      <w:pPr>
+        <w:ind w:left="600" w:hanging="300"/>
+      </w:pPr>
+      <w:rPr>
+        <w:rFonts w:ascii="Symbol" w:hAnsi="Symbol" w:hint="default"/>
+        <w:color w:val="000000" w:themeColor="text1"/>
+      </w:rPr>
+    </w:lvl>
+    <w:lvl w:ilvl="1" w:tplc="04E632F6">
+      <w:numFmt w:val="decimal"/>
+      <w:lvlText w:val=""/>
+      <w:lvlJc w:val="left"/>
+    </w:lvl>
+    <w:lvl w:ilvl="2" w:tplc="6C8224F2">
+      <w:numFmt w:val="decimal"/>
+      <w:lvlText w:val=""/>
+      <w:lvlJc w:val="left"/>
+    </w:lvl>
+    <w:lvl w:ilvl="3" w:tplc="E312A994">
+      <w:numFmt w:val="decimal"/>
+      <w:lvlText w:val=""/>
+      <w:lvlJc w:val="left"/>
+    </w:lvl>
+    <w:lvl w:ilvl="4" w:tplc="055C0E76">
+      <w:numFmt w:val="decimal"/>
+      <w:lvlText w:val=""/>
+      <w:lvlJc w:val="left"/>
+    </w:lvl>
+    <w:lvl w:ilvl="5" w:tplc="14E27BCC">
+      <w:numFmt w:val="decimal"/>
+      <w:lvlText w:val=""/>
+      <w:lvlJc w:val="left"/>
+    </w:lvl>
+    <w:lvl w:ilvl="6" w:tplc="C5E0BFFA">
+      <w:numFmt w:val="decimal"/>
+      <w:lvlText w:val=""/>
+      <w:lvlJc w:val="left"/>
+    </w:lvl>
+    <w:lvl w:ilvl="7" w:tplc="581A308E">
+      <w:numFmt w:val="decimal"/>
+      <w:lvlText w:val=""/>
+      <w:lvlJc w:val="left"/>
+    </w:lvl>
+    <w:lvl w:ilvl="8" w:tplc="399A1E76">
+      <w:numFmt w:val="decimal"/>
+      <w:lvlText w:val=""/>
+      <w:lvlJc w:val="left"/>
+    </w:lvl>
+  </w:abstractNum>
+  <w:abstractNum w:abstractNumId="4" w15:restartNumberingAfterBreak="0">
     <w:nsid w:val="77280389"/>
     <w:multiLevelType w:val="hybridMultilevel"/>
     <w:tmpl w:val="A95006CA"/>
@@ -3074,13 +2944,19 @@
     <w:abstractNumId w:val="1"/>
   </w:num>
   <w:num w:numId="2" w16cid:durableId="1803301288">
-    <w:abstractNumId w:val="3"/>
+    <w:abstractNumId w:val="4"/>
   </w:num>
   <w:num w:numId="3" w16cid:durableId="2136672728">
     <w:abstractNumId w:val="2"/>
   </w:num>
   <w:num w:numId="4" w16cid:durableId="1233546785">
     <w:abstractNumId w:val="0"/>
+  </w:num>
+  <w:num w:numId="5" w16cid:durableId="701323113">
+    <w:abstractNumId w:val="3"/>
+  </w:num>
+  <w:num w:numId="6" w16cid:durableId="1293973793">
+    <w:abstractNumId w:val="3"/>
   </w:num>
 </w:numbering>
 </file>
@@ -3284,7 +3160,7 @@
     <w:lsdException w:name="Medium Shading 2 Accent 1" w:uiPriority="64"/>
     <w:lsdException w:name="Medium List 1 Accent 1" w:uiPriority="65"/>
     <w:lsdException w:name="Revision" w:semiHidden="1"/>
-    <w:lsdException w:name="List Paragraph" w:uiPriority="34" w:qFormat="1"/>
+    <w:lsdException w:name="List Paragraph" w:uiPriority="0" w:qFormat="1"/>
     <w:lsdException w:name="Quote" w:uiPriority="29" w:qFormat="1"/>
     <w:lsdException w:name="Intense Quote" w:uiPriority="30" w:qFormat="1"/>
     <w:lsdException w:name="Medium List 2 Accent 1" w:uiPriority="66"/>
@@ -3539,6 +3415,7 @@
   <w:style w:type="character" w:default="1" w:styleId="DefaultParagraphFont">
     <w:name w:val="Default Paragraph Font"/>
     <w:uiPriority w:val="1"/>
+    <w:semiHidden/>
     <w:unhideWhenUsed/>
   </w:style>
   <w:style w:type="table" w:default="1" w:styleId="TableNormal">
@@ -3580,6 +3457,22 @@
       <w:b/>
       <w:color w:val="1F3A5F"/>
       <w:sz w:val="26"/>
+    </w:rPr>
+  </w:style>
+  <w:style w:type="paragraph" w:styleId="ListParagraph">
+    <w:name w:val="List Paragraph"/>
+    <w:qFormat/>
+    <w:rsid w:val="00450720"/>
+    <w:pPr>
+      <w:spacing w:after="0" w:line="240" w:lineRule="auto"/>
+    </w:pPr>
+    <w:rPr>
+      <w:rFonts w:ascii="Arial" w:eastAsia="Arial" w:hAnsi="Arial" w:cs="Arial"/>
+      <w:color w:val="1A1A1A"/>
+      <w:kern w:val="0"/>
+      <w:sz w:val="20"/>
+      <w:szCs w:val="20"/>
+      <w14:ligatures w14:val="none"/>
     </w:rPr>
   </w:style>
 </w:styles>
